--- a/作业/交付物/技术文档/docx/04-运维操作手册.docx
+++ b/作业/交付物/技术文档/docx/04-运维操作手册.docx
@@ -60,7 +60,7 @@
           <w:rFonts w:ascii="仿宋" w:hAnsi="仿宋"/>
           <w:sz w:val="24"/>
         </w:rPr>
-        <w:t>小组编号：第X组</w:t>
+        <w:t>小组编号：第4组</w:t>
       </w:r>
     </w:p>
     <w:p>
